--- a/프로그래밍(Python)/sw-projects/sw_project_3-2-1.docx
+++ b/프로그래밍(Python)/sw-projects/sw_project_3-2-1.docx
@@ -603,8 +603,19 @@
                 <w:sz w:val="22"/>
                 <w:szCs w:val="22"/>
               </w:rPr>
-              <w:t xml:space="preserve">대상
-사용자</w:t>
+              <w:t xml:space="preserve">대상</w:t>
+            </w:r>
+            <w:r>
+              <w:rPr>
+                <w:rFonts w:ascii="맑은 고딕" w:cs="맑은 고딕" w:eastAsia="맑은 고딕" w:hAnsi="맑은 고딕"/>
+                <w:b w:val="false"/>
+                <w:bCs w:val="false"/>
+                <w:color w:val="000000"/>
+                <w:sz w:val="22"/>
+                <w:szCs w:val="22"/>
+              </w:rPr>
+              <w:br/>
+              <w:t xml:space="preserve">사용자</w:t>
             </w:r>
           </w:p>
         </w:tc>
@@ -668,8 +679,19 @@
                 <w:sz w:val="22"/>
                 <w:szCs w:val="22"/>
               </w:rPr>
-              <w:t xml:space="preserve">기능 요구
-사항</w:t>
+              <w:t xml:space="preserve">기능 요구</w:t>
+            </w:r>
+            <w:r>
+              <w:rPr>
+                <w:rFonts w:ascii="맑은 고딕" w:cs="맑은 고딕" w:eastAsia="맑은 고딕" w:hAnsi="맑은 고딕"/>
+                <w:b w:val="false"/>
+                <w:bCs w:val="false"/>
+                <w:color w:val="000000"/>
+                <w:sz w:val="22"/>
+                <w:szCs w:val="22"/>
+              </w:rPr>
+              <w:br/>
+              <w:t xml:space="preserve">사항</w:t>
             </w:r>
           </w:p>
         </w:tc>
@@ -784,8 +806,19 @@
                 <w:sz w:val="22"/>
                 <w:szCs w:val="22"/>
               </w:rPr>
-              <w:t xml:space="preserve">실행 화면
-예시</w:t>
+              <w:t xml:space="preserve">실행 화면</w:t>
+            </w:r>
+            <w:r>
+              <w:rPr>
+                <w:rFonts w:ascii="맑은 고딕" w:cs="맑은 고딕" w:eastAsia="맑은 고딕" w:hAnsi="맑은 고딕"/>
+                <w:b w:val="false"/>
+                <w:bCs w:val="false"/>
+                <w:color w:val="000000"/>
+                <w:sz w:val="22"/>
+                <w:szCs w:val="22"/>
+              </w:rPr>
+              <w:br/>
+              <w:t xml:space="preserve">예시</w:t>
             </w:r>
           </w:p>
         </w:tc>
@@ -928,6 +961,20 @@
                 <w:szCs w:val="20"/>
               </w:rPr>
               <w:t xml:space="preserve">□  프로그램의 주요 기능이 2가지 이상 서술되어 있다.</w:t>
+            </w:r>
+          </w:p>
+          <w:p>
+            <w:pPr>
+              <w:spacing w:after="50" w:before="50"/>
+              <w:ind w:left="160"/>
+            </w:pPr>
+            <w:r>
+              <w:rPr>
+                <w:rFonts w:ascii="맑은 고딕" w:cs="맑은 고딕" w:eastAsia="맑은 고딕" w:hAnsi="맑은 고딕"/>
+                <w:sz w:val="20"/>
+                <w:szCs w:val="20"/>
+              </w:rPr>
+              <w:t xml:space="preserve">□  실행 시 입력과 출력 화면 예시가 각각 1개 이상 제시되어 있다.</w:t>
             </w:r>
           </w:p>
         </w:tc>
@@ -1463,8 +1510,19 @@
                 <w:sz w:val="22"/>
                 <w:szCs w:val="22"/>
               </w:rPr>
-              <w:t xml:space="preserve">요구 사항
-분석</w:t>
+              <w:t xml:space="preserve">요구 사항</w:t>
+            </w:r>
+            <w:r>
+              <w:rPr>
+                <w:rFonts w:ascii="맑은 고딕" w:cs="맑은 고딕" w:eastAsia="맑은 고딕" w:hAnsi="맑은 고딕"/>
+                <w:b w:val="false"/>
+                <w:bCs w:val="false"/>
+                <w:color w:val="000000"/>
+                <w:sz w:val="22"/>
+                <w:szCs w:val="22"/>
+              </w:rPr>
+              <w:br/>
+              <w:t xml:space="preserve">분석</w:t>
             </w:r>
           </w:p>
         </w:tc>
@@ -2501,8 +2559,19 @@
                 <w:sz w:val="22"/>
                 <w:szCs w:val="22"/>
               </w:rPr>
-              <w:t xml:space="preserve">알고리즘
-설계</w:t>
+              <w:t xml:space="preserve">알고리즘</w:t>
+            </w:r>
+            <w:r>
+              <w:rPr>
+                <w:rFonts w:ascii="맑은 고딕" w:cs="맑은 고딕" w:eastAsia="맑은 고딕" w:hAnsi="맑은 고딕"/>
+                <w:b w:val="false"/>
+                <w:bCs w:val="false"/>
+                <w:color w:val="000000"/>
+                <w:sz w:val="22"/>
+                <w:szCs w:val="22"/>
+              </w:rPr>
+              <w:br/>
+              <w:t xml:space="preserve">설계</w:t>
             </w:r>
           </w:p>
         </w:tc>
@@ -3233,21 +3302,7 @@
                 <w:sz w:val="20"/>
                 <w:szCs w:val="20"/>
               </w:rPr>
-              <w:t xml:space="preserve">□  조건에 따라 다른 동작을 하는 분기(if / 아니면)가 1개 이상 포함되어 있다.</w:t>
-            </w:r>
-          </w:p>
-          <w:p>
-            <w:pPr>
-              <w:spacing w:after="50" w:before="50"/>
-              <w:ind w:left="160"/>
-            </w:pPr>
-            <w:r>
-              <w:rPr>
-                <w:rFonts w:ascii="맑은 고딕" w:cs="맑은 고딕" w:eastAsia="맑은 고딕" w:hAnsi="맑은 고딕"/>
-                <w:sz w:val="20"/>
-                <w:szCs w:val="20"/>
-              </w:rPr>
-              <w:t xml:space="preserve">□  반복이 필요한 경우 반복 조건이 명시되어 있다.</w:t>
+              <w:t xml:space="preserve">□  프로그램 특성에 맞는 제어 구조(선택·반복)가 알고리즘에 올바르게 반영되어 있다.</w:t>
             </w:r>
           </w:p>
         </w:tc>
@@ -4582,7 +4637,7 @@
                 <w:sz w:val="20"/>
                 <w:szCs w:val="20"/>
               </w:rPr>
-              <w:t xml:space="preserve">□  잘못된 입력값에 대한 처리(예외 처리)가 코드에 포함되어 있다.</w:t>
+              <w:t xml:space="preserve">□  잘못된 입력값(예: 음수, 문자 등)이 들어왔을 때 처리하는 코드가 포함되어 있다.</w:t>
             </w:r>
           </w:p>
         </w:tc>
@@ -5093,134 +5148,6 @@
         </w:tc>
       </w:tr>
       <w:tr>
-        <w:trPr>
-          <w:trHeight w:val="800" w:hRule="atLeast"/>
-        </w:trPr>
-        <w:tc>
-          <w:tcPr>
-            <w:tcW w:type="dxa" w:w="1400"/>
-            <w:shd w:fill="D9D9D9" w:val="clear"/>
-            <w:tcMar>
-              <w:top w:type="dxa" w:w="80"/>
-              <w:left w:type="dxa" w:w="120"/>
-              <w:bottom w:type="dxa" w:w="80"/>
-              <w:right w:type="dxa" w:w="120"/>
-            </w:tcMar>
-            <w:vAlign w:val="center"/>
-          </w:tcPr>
-          <w:p>
-            <w:pPr>
-              <w:spacing w:after="40" w:before="40"/>
-              <w:jc w:val="center"/>
-            </w:pPr>
-            <w:r>
-              <w:rPr>
-                <w:rFonts w:ascii="맑은 고딕" w:cs="맑은 고딕" w:eastAsia="맑은 고딕" w:hAnsi="맑은 고딕"/>
-                <w:b w:val="false"/>
-                <w:bCs w:val="false"/>
-                <w:color w:val="000000"/>
-                <w:sz w:val="22"/>
-                <w:szCs w:val="22"/>
-              </w:rPr>
-              <w:t xml:space="preserve">예상 오류</w:t>
-            </w:r>
-          </w:p>
-        </w:tc>
-        <w:tc>
-          <w:tcPr>
-            <w:tcW w:type="dxa" w:w="8506"/>
-            <w:gridSpan w:val="4"/>
-            <w:tcMar>
-              <w:top w:type="dxa" w:w="80"/>
-              <w:left w:type="dxa" w:w="120"/>
-              <w:bottom w:type="dxa" w:w="80"/>
-              <w:right w:type="dxa" w:w="120"/>
-            </w:tcMar>
-          </w:tcPr>
-          <w:p>
-            <w:pPr>
-              <w:spacing w:after="40" w:before="40"/>
-              <w:jc w:val="left"/>
-            </w:pPr>
-            <w:r>
-              <w:rPr>
-                <w:rFonts w:ascii="맑은 고딕" w:cs="맑은 고딕" w:eastAsia="맑은 고딕" w:hAnsi="맑은 고딕"/>
-                <w:b w:val="false"/>
-                <w:bCs w:val="false"/>
-                <w:color w:val="000000"/>
-                <w:sz w:val="20"/>
-                <w:szCs w:val="20"/>
-              </w:rPr>
-              <w:t xml:space="preserve">obesity &lt;= 10 조건으로 인해 음수 비만도(저체중)도 '정상'으로 출력될 수 있다.</w:t>
-            </w:r>
-          </w:p>
-        </w:tc>
-      </w:tr>
-      <w:tr>
-        <w:trPr>
-          <w:trHeight w:val="800" w:hRule="atLeast"/>
-        </w:trPr>
-        <w:tc>
-          <w:tcPr>
-            <w:tcW w:type="dxa" w:w="1400"/>
-            <w:shd w:fill="D9D9D9" w:val="clear"/>
-            <w:tcMar>
-              <w:top w:type="dxa" w:w="80"/>
-              <w:left w:type="dxa" w:w="120"/>
-              <w:bottom w:type="dxa" w:w="80"/>
-              <w:right w:type="dxa" w:w="120"/>
-            </w:tcMar>
-            <w:vAlign w:val="center"/>
-          </w:tcPr>
-          <w:p>
-            <w:pPr>
-              <w:spacing w:after="40" w:before="40"/>
-              <w:jc w:val="center"/>
-            </w:pPr>
-            <w:r>
-              <w:rPr>
-                <w:rFonts w:ascii="맑은 고딕" w:cs="맑은 고딕" w:eastAsia="맑은 고딕" w:hAnsi="맑은 고딕"/>
-                <w:b w:val="false"/>
-                <w:bCs w:val="false"/>
-                <w:color w:val="000000"/>
-                <w:sz w:val="22"/>
-                <w:szCs w:val="22"/>
-              </w:rPr>
-              <w:t xml:space="preserve">개선점</w:t>
-            </w:r>
-          </w:p>
-        </w:tc>
-        <w:tc>
-          <w:tcPr>
-            <w:tcW w:type="dxa" w:w="8506"/>
-            <w:gridSpan w:val="4"/>
-            <w:tcMar>
-              <w:top w:type="dxa" w:w="80"/>
-              <w:left w:type="dxa" w:w="120"/>
-              <w:bottom w:type="dxa" w:w="80"/>
-              <w:right w:type="dxa" w:w="120"/>
-            </w:tcMar>
-          </w:tcPr>
-          <w:p>
-            <w:pPr>
-              <w:spacing w:after="40" w:before="40"/>
-              <w:jc w:val="left"/>
-            </w:pPr>
-            <w:r>
-              <w:rPr>
-                <w:rFonts w:ascii="맑은 고딕" w:cs="맑은 고딕" w:eastAsia="맑은 고딕" w:hAnsi="맑은 고딕"/>
-                <w:b w:val="false"/>
-                <w:bCs w:val="false"/>
-                <w:color w:val="000000"/>
-                <w:sz w:val="20"/>
-                <w:szCs w:val="20"/>
-              </w:rPr>
-              <w:t xml:space="preserve">저체중 분기 추가: if obesity &lt; 0: print('저체중')을 최상단에 삽입하면 4가지 판정이 가능하다.</w:t>
-            </w:r>
-          </w:p>
-        </w:tc>
-      </w:tr>
-      <w:tr>
         <w:tc>
           <w:tcPr>
             <w:tcW w:type="dxa" w:w="1400"/>
@@ -5879,6 +5806,163 @@
         <w:t xml:space="preserve">※ 테스트 케이스가 더 필요한 경우 행을 추가하여 작성하세요.</w:t>
       </w:r>
     </w:p>
+    <w:tbl>
+      <w:tblPr>
+        <w:tblW w:type="dxa" w:w="9906"/>
+        <w:tblBorders>
+          <w:top w:val="single" w:color="000000" w:sz="6"/>
+          <w:left w:val="single" w:color="000000" w:sz="6"/>
+          <w:bottom w:val="single" w:color="000000" w:sz="6"/>
+          <w:right w:val="single" w:color="000000" w:sz="6"/>
+          <w:insideH w:val="single" w:color="AAAAAA" w:sz="4"/>
+          <w:insideV w:val="single" w:color="AAAAAA" w:sz="4"/>
+        </w:tblBorders>
+      </w:tblPr>
+      <w:tblGrid>
+        <w:gridCol w:w="1400"/>
+        <w:gridCol w:w="8506"/>
+      </w:tblGrid>
+      <w:tr>
+        <w:trPr>
+          <w:trHeight w:val="800" w:hRule="atLeast"/>
+        </w:trPr>
+        <w:tc>
+          <w:tcPr>
+            <w:tcW w:type="dxa" w:w="1400"/>
+            <w:shd w:fill="D9D9D9" w:val="clear"/>
+            <w:tcMar>
+              <w:top w:type="dxa" w:w="80"/>
+              <w:left w:type="dxa" w:w="120"/>
+              <w:bottom w:type="dxa" w:w="80"/>
+              <w:right w:type="dxa" w:w="120"/>
+            </w:tcMar>
+            <w:vAlign w:val="center"/>
+          </w:tcPr>
+          <w:p>
+            <w:pPr>
+              <w:spacing w:after="40" w:before="40"/>
+              <w:jc w:val="center"/>
+            </w:pPr>
+            <w:r>
+              <w:rPr>
+                <w:rFonts w:ascii="맑은 고딕" w:cs="맑은 고딕" w:eastAsia="맑은 고딕" w:hAnsi="맑은 고딕"/>
+                <w:b w:val="false"/>
+                <w:bCs w:val="false"/>
+                <w:color w:val="000000"/>
+                <w:sz w:val="22"/>
+                <w:szCs w:val="22"/>
+              </w:rPr>
+              <w:t xml:space="preserve">발견한</w:t>
+            </w:r>
+            <w:r>
+              <w:rPr>
+                <w:rFonts w:ascii="맑은 고딕" w:cs="맑은 고딕" w:eastAsia="맑은 고딕" w:hAnsi="맑은 고딕"/>
+                <w:b w:val="false"/>
+                <w:bCs w:val="false"/>
+                <w:color w:val="000000"/>
+                <w:sz w:val="22"/>
+                <w:szCs w:val="22"/>
+              </w:rPr>
+              <w:br/>
+              <w:t xml:space="preserve">오류</w:t>
+            </w:r>
+          </w:p>
+        </w:tc>
+        <w:tc>
+          <w:tcPr>
+            <w:tcW w:type="dxa" w:w="8506"/>
+            <w:tcMar>
+              <w:top w:type="dxa" w:w="100"/>
+              <w:left w:type="dxa" w:w="160"/>
+              <w:bottom w:type="dxa" w:w="100"/>
+              <w:right w:type="dxa" w:w="120"/>
+            </w:tcMar>
+            <w:vAlign w:val="top"/>
+          </w:tcPr>
+          <w:p>
+            <w:pPr>
+              <w:spacing w:after="40" w:before="40"/>
+              <w:jc w:val="left"/>
+            </w:pPr>
+            <w:r>
+              <w:rPr>
+                <w:rFonts w:ascii="맑은 고딕" w:cs="맑은 고딕" w:eastAsia="맑은 고딕" w:hAnsi="맑은 고딕"/>
+                <w:b w:val="false"/>
+                <w:bCs w:val="false"/>
+                <w:color w:val="000000"/>
+                <w:sz w:val="20"/>
+                <w:szCs w:val="20"/>
+              </w:rPr>
+              <w:t xml:space="preserve">obesity &lt;= 10 조건으로 인해 음수 비만도(저체중)도 '정상'으로 출력될 수 있다.</w:t>
+            </w:r>
+          </w:p>
+        </w:tc>
+      </w:tr>
+      <w:tr>
+        <w:trPr>
+          <w:trHeight w:val="800" w:hRule="atLeast"/>
+        </w:trPr>
+        <w:tc>
+          <w:tcPr>
+            <w:tcW w:type="dxa" w:w="1400"/>
+            <w:shd w:fill="D9D9D9" w:val="clear"/>
+            <w:tcMar>
+              <w:top w:type="dxa" w:w="80"/>
+              <w:left w:type="dxa" w:w="120"/>
+              <w:bottom w:type="dxa" w:w="80"/>
+              <w:right w:type="dxa" w:w="120"/>
+            </w:tcMar>
+            <w:vAlign w:val="center"/>
+          </w:tcPr>
+          <w:p>
+            <w:pPr>
+              <w:spacing w:after="40" w:before="40"/>
+              <w:jc w:val="center"/>
+            </w:pPr>
+            <w:r>
+              <w:rPr>
+                <w:rFonts w:ascii="맑은 고딕" w:cs="맑은 고딕" w:eastAsia="맑은 고딕" w:hAnsi="맑은 고딕"/>
+                <w:b w:val="false"/>
+                <w:bCs w:val="false"/>
+                <w:color w:val="000000"/>
+                <w:sz w:val="22"/>
+                <w:szCs w:val="22"/>
+              </w:rPr>
+              <w:t xml:space="preserve">개선점</w:t>
+            </w:r>
+          </w:p>
+        </w:tc>
+        <w:tc>
+          <w:tcPr>
+            <w:tcW w:type="dxa" w:w="8506"/>
+            <w:tcMar>
+              <w:top w:type="dxa" w:w="100"/>
+              <w:left w:type="dxa" w:w="160"/>
+              <w:bottom w:type="dxa" w:w="100"/>
+              <w:right w:type="dxa" w:w="120"/>
+            </w:tcMar>
+            <w:vAlign w:val="top"/>
+          </w:tcPr>
+          <w:p>
+            <w:pPr>
+              <w:spacing w:after="40" w:before="40"/>
+              <w:jc w:val="left"/>
+            </w:pPr>
+            <w:r>
+              <w:rPr>
+                <w:rFonts w:ascii="맑은 고딕" w:cs="맑은 고딕" w:eastAsia="맑은 고딕" w:hAnsi="맑은 고딕"/>
+                <w:b w:val="false"/>
+                <w:bCs w:val="false"/>
+                <w:color w:val="000000"/>
+                <w:sz w:val="20"/>
+                <w:szCs w:val="20"/>
+              </w:rPr>
+              <w:t xml:space="preserve">저체중 분기 추가: if obesity &lt; 0: print('저체중')을 최상단에 삽입하면 4가지 판정이 가능하다.</w:t>
+            </w:r>
+          </w:p>
+        </w:tc>
+      </w:tr>
+    </w:tbl>
     <w:p>
       <w:pPr>
         <w:spacing w:after="0" w:before="0"/>
